--- a/lessons/6-5/downloads/reveal/teacher/6.5-session-2-prerequisite-practice-b.docx
+++ b/lessons/6-5/downloads/reveal/teacher/6.5-session-2-prerequisite-practice-b.docx
@@ -15,10 +15,28 @@
         <w:rPr>
           <w:rFonts w:ascii="Avenir Next" w:hAnsi="Avenir Next" w:cs="Avenir Next" w:eastAsia="Avenir Next"/>
           <w:color w:val="1A1A1A"/>
+          <w:sz w:val="22"/>
+          <w:szCs w:val="20"/>
+        </w:rPr>
+        <w:t xml:space="preserve">Name</w:t>
+      </w:r>
+      <w:r>
+        <w:rPr>
+          <w:rFonts w:ascii="Avenir Next" w:hAnsi="Avenir Next" w:cs="Avenir Next" w:eastAsia="Avenir Next"/>
+          <w:color w:val="1A1A1A"/>
           <w:sz w:val="20"/>
           <w:szCs w:val="20"/>
         </w:rPr>
-        <w:t xml:space="preserve">Name</w:t>
+        <w:tab/>
+      </w:r>
+      <w:r>
+        <w:rPr>
+          <w:rFonts w:ascii="Avenir Next" w:hAnsi="Avenir Next" w:cs="Avenir Next" w:eastAsia="Avenir Next"/>
+          <w:color w:val="1A1A1A"/>
+          <w:sz w:val="22"/>
+          <w:szCs w:val="20"/>
+        </w:rPr>
+        <w:t xml:space="preserve">   Date</w:t>
       </w:r>
       <w:r>
         <w:rPr>
@@ -33,25 +51,7 @@
         <w:rPr>
           <w:rFonts w:ascii="Avenir Next" w:hAnsi="Avenir Next" w:cs="Avenir Next" w:eastAsia="Avenir Next"/>
           <w:color w:val="1A1A1A"/>
-          <w:sz w:val="20"/>
-          <w:szCs w:val="20"/>
-        </w:rPr>
-        <w:t xml:space="preserve">   Date</w:t>
-      </w:r>
-      <w:r>
-        <w:rPr>
-          <w:rFonts w:ascii="Avenir Next" w:hAnsi="Avenir Next" w:cs="Avenir Next" w:eastAsia="Avenir Next"/>
-          <w:color w:val="1A1A1A"/>
-          <w:sz w:val="20"/>
-          <w:szCs w:val="20"/>
-        </w:rPr>
-        <w:tab/>
-      </w:r>
-      <w:r>
-        <w:rPr>
-          <w:rFonts w:ascii="Avenir Next" w:hAnsi="Avenir Next" w:cs="Avenir Next" w:eastAsia="Avenir Next"/>
-          <w:color w:val="1A1A1A"/>
-          <w:sz w:val="20"/>
+          <w:sz w:val="22"/>
           <w:szCs w:val="20"/>
         </w:rPr>
         <w:t xml:space="preserve">   Period</w:t>
@@ -78,7 +78,7 @@
           <w:caps/>
           <w:color w:val="003A70"/>
           <w:spacing w:val="12"/>
-          <w:sz w:val="19"/>
+          <w:sz w:val="22"/>
           <w:szCs w:val="19"/>
         </w:rPr>
         <w:t xml:space="preserve">Lesson 6-5  ·  Session 2  ·  Prerequisite Practice B  ·  Skill 1 of 2</w:t>
@@ -86,6 +86,7 @@
     </w:p>
     <w:p>
       <w:pPr>
+        <w:pStyle w:val="Heading1"/>
         <w:keepNext/>
         <w:spacing w:before="0" w:after="10" w:line="240" w:lineRule="auto"/>
       </w:pPr>
@@ -111,7 +112,7 @@
         <w:rPr>
           <w:rFonts w:ascii="Avenir Next" w:hAnsi="Avenir Next" w:cs="Avenir Next" w:eastAsia="Avenir Next"/>
           <w:color w:val="5A5F66"/>
-          <w:sz w:val="17"/>
+          <w:sz w:val="22"/>
           <w:szCs w:val="17"/>
         </w:rPr>
         <w:t xml:space="preserve">Builds on Lesson 6-5 Session 1 · 6.EE.A.2a</w:t>
@@ -154,6 +155,7 @@
           </w:tcPr>
           <w:p>
             <w:pPr>
+              <w:pStyle w:val="Heading2"/>
               <w:spacing w:before="0" w:after="0" w:line="252" w:lineRule="auto"/>
             </w:pPr>
             <w:r>
@@ -183,7 +185,7 @@
               <w:rPr>
                 <w:rFonts w:ascii="Avenir Next" w:hAnsi="Avenir Next" w:cs="Avenir Next" w:eastAsia="Avenir Next"/>
                 <w:color w:val="1A1A1A"/>
-                <w:sz w:val="20"/>
+                <w:sz w:val="22"/>
                 <w:szCs w:val="20"/>
               </w:rPr>
               <w:t xml:space="preserve">A garage charges 4</w:t>
@@ -193,7 +195,7 @@
                 <w:rFonts w:ascii="Avenir Next" w:hAnsi="Avenir Next" w:cs="Avenir Next" w:eastAsia="Avenir Next"/>
                 <w:i/>
                 <w:color w:val="1A1A1A"/>
-                <w:sz w:val="20"/>
+                <w:sz w:val="22"/>
                 <w:szCs w:val="20"/>
               </w:rPr>
               <w:t xml:space="preserve">h</w:t>
@@ -202,7 +204,7 @@
               <w:rPr>
                 <w:rFonts w:ascii="Avenir Next" w:hAnsi="Avenir Next" w:cs="Avenir Next" w:eastAsia="Avenir Next"/>
                 <w:color w:val="1A1A1A"/>
-                <w:sz w:val="20"/>
+                <w:sz w:val="22"/>
                 <w:szCs w:val="20"/>
               </w:rPr>
               <w:t xml:space="preserve"> + 5 dollars: $4 for each hour </w:t>
@@ -212,7 +214,7 @@
                 <w:rFonts w:ascii="Avenir Next" w:hAnsi="Avenir Next" w:cs="Avenir Next" w:eastAsia="Avenir Next"/>
                 <w:i/>
                 <w:color w:val="1A1A1A"/>
-                <w:sz w:val="20"/>
+                <w:sz w:val="22"/>
                 <w:szCs w:val="20"/>
               </w:rPr>
               <w:t xml:space="preserve">h</w:t>
@@ -221,7 +223,7 @@
               <w:rPr>
                 <w:rFonts w:ascii="Avenir Next" w:hAnsi="Avenir Next" w:cs="Avenir Next" w:eastAsia="Avenir Next"/>
                 <w:color w:val="1A1A1A"/>
-                <w:sz w:val="20"/>
+                <w:sz w:val="22"/>
                 <w:szCs w:val="20"/>
               </w:rPr>
               <w:t xml:space="preserve">, plus a $5 fee.</w:t>
@@ -241,6 +243,7 @@
           </w:tcPr>
           <w:p>
             <w:pPr>
+              <w:pStyle w:val="Heading2"/>
               <w:spacing w:before="0" w:after="0" w:line="252" w:lineRule="auto"/>
             </w:pPr>
             <w:r>
@@ -270,7 +273,7 @@
               <w:rPr>
                 <w:rFonts w:ascii="Avenir Next" w:hAnsi="Avenir Next" w:cs="Avenir Next" w:eastAsia="Avenir Next"/>
                 <w:color w:val="1A1A1A"/>
-                <w:sz w:val="20"/>
+                <w:sz w:val="22"/>
                 <w:szCs w:val="20"/>
               </w:rPr>
               <w:t xml:space="preserve">Write an expression with a letter, like 4</w:t>
@@ -280,7 +283,7 @@
                 <w:rFonts w:ascii="Avenir Next" w:hAnsi="Avenir Next" w:cs="Avenir Next" w:eastAsia="Avenir Next"/>
                 <w:i/>
                 <w:color w:val="1A1A1A"/>
-                <w:sz w:val="20"/>
+                <w:sz w:val="22"/>
                 <w:szCs w:val="20"/>
               </w:rPr>
               <w:t xml:space="preserve">h</w:t>
@@ -289,7 +292,7 @@
               <w:rPr>
                 <w:rFonts w:ascii="Avenir Next" w:hAnsi="Avenir Next" w:cs="Avenir Next" w:eastAsia="Avenir Next"/>
                 <w:color w:val="1A1A1A"/>
-                <w:sz w:val="20"/>
+                <w:sz w:val="22"/>
                 <w:szCs w:val="20"/>
               </w:rPr>
               <w:t xml:space="preserve"> + 5 for $4 an hour plus $5.  </w:t>
@@ -299,7 +302,7 @@
                 <w:rFonts w:ascii="Avenir Next" w:hAnsi="Avenir Next" w:cs="Avenir Next" w:eastAsia="Avenir Next"/>
                 <w:b/>
                 <w:color w:val="1A1A1A"/>
-                <w:sz w:val="20"/>
+                <w:sz w:val="22"/>
                 <w:szCs w:val="20"/>
               </w:rPr>
               <w:t xml:space="preserve">You will use it in Practice Form A, problems 2 and 3.</w:t>
@@ -310,6 +313,7 @@
     </w:tbl>
     <w:p>
       <w:pPr>
+        <w:pStyle w:val="Heading2"/>
         <w:keepNext/>
         <w:pBdr>
           <w:bottom w:val="single" w:sz="8" w:space="3" w:color="003A70"/>
@@ -325,7 +329,7 @@
           <w:b/>
           <w:color w:val="003A70"/>
           <w:spacing w:val="14"/>
-          <w:sz w:val="19"/>
+          <w:sz w:val="22"/>
           <w:szCs w:val="19"/>
         </w:rPr>
         <w:t xml:space="preserve">STEPS TO FOLLOW</w:t>
@@ -344,7 +348,7 @@
           <w:rFonts w:ascii="Avenir Next" w:hAnsi="Avenir Next" w:cs="Avenir Next" w:eastAsia="Avenir Next"/>
           <w:i/>
           <w:color w:val="5A5F66"/>
-          <w:sz w:val="17"/>
+          <w:sz w:val="22"/>
           <w:szCs w:val="17"/>
         </w:rPr>
         <w:t xml:space="preserve">use these same steps on every problem</w:t>
@@ -386,6 +390,7 @@
           </w:tcPr>
           <w:p>
             <w:pPr>
+              <w:pStyle w:val="Heading1"/>
               <w:spacing w:before="0" w:after="0" w:line="240" w:lineRule="auto"/>
               <w:jc w:val="center"/>
             </w:pPr>
@@ -414,7 +419,7 @@
               <w:rPr>
                 <w:rFonts w:ascii="Avenir Next" w:hAnsi="Avenir Next" w:cs="Avenir Next" w:eastAsia="Avenir Next"/>
                 <w:color w:val="1A1A1A"/>
-                <w:sz w:val="21"/>
+                <w:sz w:val="22"/>
                 <w:szCs w:val="21"/>
               </w:rPr>
               <w:t xml:space="preserve">The amount that </w:t>
@@ -424,7 +429,7 @@
                 <w:rFonts w:ascii="Avenir Next" w:hAnsi="Avenir Next" w:cs="Avenir Next" w:eastAsia="Avenir Next"/>
                 <w:b/>
                 <w:color w:val="1A1A1A"/>
-                <w:sz w:val="21"/>
+                <w:sz w:val="22"/>
                 <w:szCs w:val="21"/>
               </w:rPr>
               <w:t xml:space="preserve">changes</w:t>
@@ -433,7 +438,7 @@
               <w:rPr>
                 <w:rFonts w:ascii="Avenir Next" w:hAnsi="Avenir Next" w:cs="Avenir Next" w:eastAsia="Avenir Next"/>
                 <w:color w:val="1A1A1A"/>
-                <w:sz w:val="21"/>
+                <w:sz w:val="22"/>
                 <w:szCs w:val="21"/>
               </w:rPr>
               <w:t xml:space="preserve"> gets the letter: number × letter.</w:t>
@@ -452,6 +457,7 @@
           </w:tcPr>
           <w:p>
             <w:pPr>
+              <w:pStyle w:val="Heading1"/>
               <w:spacing w:before="0" w:after="0" w:line="240" w:lineRule="auto"/>
               <w:jc w:val="center"/>
             </w:pPr>
@@ -480,7 +486,7 @@
               <w:rPr>
                 <w:rFonts w:ascii="Avenir Next" w:hAnsi="Avenir Next" w:cs="Avenir Next" w:eastAsia="Avenir Next"/>
                 <w:color w:val="1A1A1A"/>
-                <w:sz w:val="21"/>
+                <w:sz w:val="22"/>
                 <w:szCs w:val="21"/>
               </w:rPr>
               <w:t xml:space="preserve">Find the </w:t>
@@ -490,7 +496,7 @@
                 <w:rFonts w:ascii="Avenir Next" w:hAnsi="Avenir Next" w:cs="Avenir Next" w:eastAsia="Avenir Next"/>
                 <w:b/>
                 <w:color w:val="1A1A1A"/>
-                <w:sz w:val="21"/>
+                <w:sz w:val="22"/>
                 <w:szCs w:val="21"/>
               </w:rPr>
               <w:t xml:space="preserve">one-time</w:t>
@@ -499,7 +505,7 @@
               <w:rPr>
                 <w:rFonts w:ascii="Avenir Next" w:hAnsi="Avenir Next" w:cs="Avenir Next" w:eastAsia="Avenir Next"/>
                 <w:color w:val="1A1A1A"/>
-                <w:sz w:val="21"/>
+                <w:sz w:val="22"/>
                 <w:szCs w:val="21"/>
               </w:rPr>
               <w:t xml:space="preserve"> amount.</w:t>
@@ -518,6 +524,7 @@
           </w:tcPr>
           <w:p>
             <w:pPr>
+              <w:pStyle w:val="Heading1"/>
               <w:spacing w:before="0" w:after="0" w:line="240" w:lineRule="auto"/>
               <w:jc w:val="center"/>
             </w:pPr>
@@ -547,7 +554,7 @@
                 <w:rFonts w:ascii="Avenir Next" w:hAnsi="Avenir Next" w:cs="Avenir Next" w:eastAsia="Avenir Next"/>
                 <w:b/>
                 <w:color w:val="1A1A1A"/>
-                <w:sz w:val="21"/>
+                <w:sz w:val="22"/>
                 <w:szCs w:val="21"/>
               </w:rPr>
               <w:t xml:space="preserve">Join</w:t>
@@ -556,7 +563,7 @@
               <w:rPr>
                 <w:rFonts w:ascii="Avenir Next" w:hAnsi="Avenir Next" w:cs="Avenir Next" w:eastAsia="Avenir Next"/>
                 <w:color w:val="1A1A1A"/>
-                <w:sz w:val="21"/>
+                <w:sz w:val="22"/>
                 <w:szCs w:val="21"/>
               </w:rPr>
               <w:t xml:space="preserve"> the parts with + or −.</w:t>
@@ -567,6 +574,7 @@
     </w:tbl>
     <w:p>
       <w:pPr>
+        <w:pStyle w:val="Heading2"/>
         <w:keepNext/>
         <w:pBdr>
           <w:bottom w:val="single" w:sz="8" w:space="3" w:color="003A70"/>
@@ -582,7 +590,7 @@
           <w:b/>
           <w:color w:val="003A70"/>
           <w:spacing w:val="14"/>
-          <w:sz w:val="19"/>
+          <w:sz w:val="22"/>
           <w:szCs w:val="19"/>
         </w:rPr>
         <w:t xml:space="preserve">WATCH ME</w:t>
@@ -601,7 +609,7 @@
           <w:rFonts w:ascii="Avenir Next" w:hAnsi="Avenir Next" w:cs="Avenir Next" w:eastAsia="Avenir Next"/>
           <w:i/>
           <w:color w:val="5A5F66"/>
-          <w:sz w:val="17"/>
+          <w:sz w:val="22"/>
           <w:szCs w:val="17"/>
         </w:rPr>
         <w:t xml:space="preserve">the steps in action</w:t>
@@ -616,7 +624,7 @@
           <w:rFonts w:ascii="Avenir Next" w:hAnsi="Avenir Next" w:cs="Avenir Next" w:eastAsia="Avenir Next"/>
           <w:b/>
           <w:color w:val="1A1A1A"/>
-          <w:sz w:val="21"/>
+          <w:sz w:val="22"/>
           <w:szCs w:val="21"/>
         </w:rPr>
         <w:t xml:space="preserve">Parking is $4 for each hour </w:t>
@@ -627,7 +635,7 @@
           <w:b/>
           <w:i/>
           <w:color w:val="1A1A1A"/>
-          <w:sz w:val="21"/>
+          <w:sz w:val="22"/>
           <w:szCs w:val="21"/>
         </w:rPr>
         <w:t xml:space="preserve">h</w:t>
@@ -637,7 +645,7 @@
           <w:rFonts w:ascii="Avenir Next" w:hAnsi="Avenir Next" w:cs="Avenir Next" w:eastAsia="Avenir Next"/>
           <w:b/>
           <w:color w:val="1A1A1A"/>
-          <w:sz w:val="21"/>
+          <w:sz w:val="22"/>
           <w:szCs w:val="21"/>
         </w:rPr>
         <w:t xml:space="preserve">, plus a $5 fee. Write the cost.</w:t>
@@ -656,25 +664,25 @@
           <w:rFonts w:ascii="Avenir Next" w:hAnsi="Avenir Next" w:cs="Avenir Next" w:eastAsia="Avenir Next"/>
           <w:b/>
           <w:color w:val="003A70"/>
+          <w:sz w:val="22"/>
+          <w:szCs w:val="19"/>
+        </w:rPr>
+        <w:t xml:space="preserve">Step 1</w:t>
+      </w:r>
+      <w:r>
+        <w:rPr>
+          <w:rFonts w:ascii="Avenir Next" w:hAnsi="Avenir Next" w:cs="Avenir Next" w:eastAsia="Avenir Next"/>
+          <w:color w:val="1A1A1A"/>
           <w:sz w:val="19"/>
           <w:szCs w:val="19"/>
         </w:rPr>
-        <w:t xml:space="preserve">Step 1</w:t>
-      </w:r>
-      <w:r>
-        <w:rPr>
-          <w:rFonts w:ascii="Avenir Next" w:hAnsi="Avenir Next" w:cs="Avenir Next" w:eastAsia="Avenir Next"/>
-          <w:color w:val="1A1A1A"/>
-          <w:sz w:val="19"/>
-          <w:szCs w:val="19"/>
-        </w:rPr>
         <w:tab/>
       </w:r>
       <w:r>
         <w:rPr>
           <w:rFonts w:ascii="Avenir Next" w:hAnsi="Avenir Next" w:cs="Avenir Next" w:eastAsia="Avenir Next"/>
           <w:color w:val="1A1A1A"/>
-          <w:sz w:val="21"/>
+          <w:sz w:val="22"/>
           <w:szCs w:val="21"/>
         </w:rPr>
         <w:t xml:space="preserve">Each hour: 4</w:t>
@@ -684,7 +692,7 @@
           <w:rFonts w:ascii="Avenir Next" w:hAnsi="Avenir Next" w:cs="Avenir Next" w:eastAsia="Avenir Next"/>
           <w:i/>
           <w:color w:val="1A1A1A"/>
-          <w:sz w:val="21"/>
+          <w:sz w:val="22"/>
           <w:szCs w:val="21"/>
         </w:rPr>
         <w:t xml:space="preserve">h</w:t>
@@ -693,7 +701,7 @@
         <w:rPr>
           <w:rFonts w:ascii="Avenir Next" w:hAnsi="Avenir Next" w:cs="Avenir Next" w:eastAsia="Avenir Next"/>
           <w:color w:val="1A1A1A"/>
-          <w:sz w:val="21"/>
+          <w:sz w:val="22"/>
           <w:szCs w:val="21"/>
         </w:rPr>
         <w:t xml:space="preserve">.</w:t>
@@ -712,25 +720,25 @@
           <w:rFonts w:ascii="Avenir Next" w:hAnsi="Avenir Next" w:cs="Avenir Next" w:eastAsia="Avenir Next"/>
           <w:b/>
           <w:color w:val="003A70"/>
+          <w:sz w:val="22"/>
+          <w:szCs w:val="19"/>
+        </w:rPr>
+        <w:t xml:space="preserve">Step 2</w:t>
+      </w:r>
+      <w:r>
+        <w:rPr>
+          <w:rFonts w:ascii="Avenir Next" w:hAnsi="Avenir Next" w:cs="Avenir Next" w:eastAsia="Avenir Next"/>
+          <w:color w:val="1A1A1A"/>
           <w:sz w:val="19"/>
           <w:szCs w:val="19"/>
         </w:rPr>
-        <w:t xml:space="preserve">Step 2</w:t>
-      </w:r>
-      <w:r>
-        <w:rPr>
-          <w:rFonts w:ascii="Avenir Next" w:hAnsi="Avenir Next" w:cs="Avenir Next" w:eastAsia="Avenir Next"/>
-          <w:color w:val="1A1A1A"/>
-          <w:sz w:val="19"/>
-          <w:szCs w:val="19"/>
-        </w:rPr>
         <w:tab/>
       </w:r>
       <w:r>
         <w:rPr>
           <w:rFonts w:ascii="Avenir Next" w:hAnsi="Avenir Next" w:cs="Avenir Next" w:eastAsia="Avenir Next"/>
           <w:color w:val="1A1A1A"/>
-          <w:sz w:val="21"/>
+          <w:sz w:val="22"/>
           <w:szCs w:val="21"/>
         </w:rPr>
         <w:t xml:space="preserve">One-time amount: 5.</w:t>
@@ -749,25 +757,25 @@
           <w:rFonts w:ascii="Avenir Next" w:hAnsi="Avenir Next" w:cs="Avenir Next" w:eastAsia="Avenir Next"/>
           <w:b/>
           <w:color w:val="003A70"/>
+          <w:sz w:val="22"/>
+          <w:szCs w:val="19"/>
+        </w:rPr>
+        <w:t xml:space="preserve">Step 3</w:t>
+      </w:r>
+      <w:r>
+        <w:rPr>
+          <w:rFonts w:ascii="Avenir Next" w:hAnsi="Avenir Next" w:cs="Avenir Next" w:eastAsia="Avenir Next"/>
+          <w:color w:val="1A1A1A"/>
           <w:sz w:val="19"/>
           <w:szCs w:val="19"/>
         </w:rPr>
-        <w:t xml:space="preserve">Step 3</w:t>
-      </w:r>
-      <w:r>
-        <w:rPr>
-          <w:rFonts w:ascii="Avenir Next" w:hAnsi="Avenir Next" w:cs="Avenir Next" w:eastAsia="Avenir Next"/>
-          <w:color w:val="1A1A1A"/>
-          <w:sz w:val="19"/>
-          <w:szCs w:val="19"/>
-        </w:rPr>
         <w:tab/>
       </w:r>
       <w:r>
         <w:rPr>
           <w:rFonts w:ascii="Avenir Next" w:hAnsi="Avenir Next" w:cs="Avenir Next" w:eastAsia="Avenir Next"/>
           <w:color w:val="1A1A1A"/>
-          <w:sz w:val="21"/>
+          <w:sz w:val="22"/>
           <w:szCs w:val="21"/>
         </w:rPr>
         <w:t xml:space="preserve">4</w:t>
@@ -777,7 +785,7 @@
           <w:rFonts w:ascii="Avenir Next" w:hAnsi="Avenir Next" w:cs="Avenir Next" w:eastAsia="Avenir Next"/>
           <w:i/>
           <w:color w:val="1A1A1A"/>
-          <w:sz w:val="21"/>
+          <w:sz w:val="22"/>
           <w:szCs w:val="21"/>
         </w:rPr>
         <w:t xml:space="preserve">h</w:t>
@@ -786,7 +794,7 @@
         <w:rPr>
           <w:rFonts w:ascii="Avenir Next" w:hAnsi="Avenir Next" w:cs="Avenir Next" w:eastAsia="Avenir Next"/>
           <w:color w:val="1A1A1A"/>
-          <w:sz w:val="21"/>
+          <w:sz w:val="22"/>
           <w:szCs w:val="21"/>
         </w:rPr>
         <w:t xml:space="preserve"> + 5.</w:t>
@@ -805,18 +813,18 @@
           <w:rFonts w:ascii="Avenir Next" w:hAnsi="Avenir Next" w:cs="Avenir Next" w:eastAsia="Avenir Next"/>
           <w:b/>
           <w:color w:val="1A1A1A"/>
+          <w:sz w:val="22"/>
+          <w:szCs w:val="21"/>
+        </w:rPr>
+        <w:t xml:space="preserve">Answer</w:t>
+      </w:r>
+      <w:r>
+        <w:rPr>
+          <w:rFonts w:ascii="Avenir Next" w:hAnsi="Avenir Next" w:cs="Avenir Next" w:eastAsia="Avenir Next"/>
+          <w:color w:val="1A1A1A"/>
           <w:sz w:val="21"/>
           <w:szCs w:val="21"/>
         </w:rPr>
-        <w:t xml:space="preserve">Answer</w:t>
-      </w:r>
-      <w:r>
-        <w:rPr>
-          <w:rFonts w:ascii="Avenir Next" w:hAnsi="Avenir Next" w:cs="Avenir Next" w:eastAsia="Avenir Next"/>
-          <w:color w:val="1A1A1A"/>
-          <w:sz w:val="21"/>
-          <w:szCs w:val="21"/>
-        </w:rPr>
         <w:tab/>
       </w:r>
       <w:r>
@@ -824,7 +832,7 @@
           <w:rFonts w:ascii="Avenir Next" w:hAnsi="Avenir Next" w:cs="Avenir Next" w:eastAsia="Avenir Next"/>
           <w:b/>
           <w:color w:val="1A1A1A"/>
-          <w:sz w:val="21"/>
+          <w:sz w:val="22"/>
           <w:szCs w:val="21"/>
         </w:rPr>
         <w:t xml:space="preserve">4</w:t>
@@ -835,7 +843,7 @@
           <w:b/>
           <w:i/>
           <w:color w:val="1A1A1A"/>
-          <w:sz w:val="21"/>
+          <w:sz w:val="22"/>
           <w:szCs w:val="21"/>
         </w:rPr>
         <w:t xml:space="preserve">h</w:t>
@@ -845,7 +853,7 @@
           <w:rFonts w:ascii="Avenir Next" w:hAnsi="Avenir Next" w:cs="Avenir Next" w:eastAsia="Avenir Next"/>
           <w:b/>
           <w:color w:val="1A1A1A"/>
-          <w:sz w:val="21"/>
+          <w:sz w:val="22"/>
           <w:szCs w:val="21"/>
         </w:rPr>
         <w:t xml:space="preserve"> + 5</w:t>
@@ -853,6 +861,7 @@
     </w:p>
     <w:p>
       <w:pPr>
+        <w:pStyle w:val="Heading2"/>
         <w:keepNext/>
         <w:pBdr>
           <w:bottom w:val="single" w:sz="8" w:space="3" w:color="003A70"/>
@@ -868,7 +877,7 @@
           <w:b/>
           <w:color w:val="003A70"/>
           <w:spacing w:val="14"/>
-          <w:sz w:val="19"/>
+          <w:sz w:val="22"/>
           <w:szCs w:val="19"/>
         </w:rPr>
         <w:t xml:space="preserve">TRY IT WITH HELP</w:t>
@@ -887,7 +896,7 @@
           <w:rFonts w:ascii="Avenir Next" w:hAnsi="Avenir Next" w:cs="Avenir Next" w:eastAsia="Avenir Next"/>
           <w:i/>
           <w:color w:val="5A5F66"/>
-          <w:sz w:val="17"/>
+          <w:sz w:val="22"/>
           <w:szCs w:val="17"/>
         </w:rPr>
         <w:t xml:space="preserve">fill in each step</w:t>
@@ -964,25 +973,25 @@
           <w:rFonts w:ascii="Avenir Next" w:hAnsi="Avenir Next" w:cs="Avenir Next" w:eastAsia="Avenir Next"/>
           <w:b/>
           <w:color w:val="003A70"/>
+          <w:sz w:val="22"/>
+          <w:szCs w:val="18"/>
+        </w:rPr>
+        <w:t xml:space="preserve">Step 1</w:t>
+      </w:r>
+      <w:r>
+        <w:rPr>
+          <w:rFonts w:ascii="Avenir Next" w:hAnsi="Avenir Next" w:cs="Avenir Next" w:eastAsia="Avenir Next"/>
+          <w:color w:val="1A1A1A"/>
           <w:sz w:val="18"/>
           <w:szCs w:val="18"/>
         </w:rPr>
-        <w:t xml:space="preserve">Step 1</w:t>
-      </w:r>
-      <w:r>
-        <w:rPr>
-          <w:rFonts w:ascii="Avenir Next" w:hAnsi="Avenir Next" w:cs="Avenir Next" w:eastAsia="Avenir Next"/>
-          <w:color w:val="1A1A1A"/>
-          <w:sz w:val="18"/>
-          <w:szCs w:val="18"/>
-        </w:rPr>
         <w:tab/>
       </w:r>
       <w:r>
         <w:rPr>
           <w:rFonts w:ascii="Avenir Next" w:hAnsi="Avenir Next" w:cs="Avenir Next" w:eastAsia="Avenir Next"/>
           <w:color w:val="1A1A1A"/>
-          <w:sz w:val="21"/>
+          <w:sz w:val="22"/>
           <w:szCs w:val="21"/>
         </w:rPr>
         <w:t xml:space="preserve">Each hour: </w:t>
@@ -1012,25 +1021,25 @@
           <w:rFonts w:ascii="Avenir Next" w:hAnsi="Avenir Next" w:cs="Avenir Next" w:eastAsia="Avenir Next"/>
           <w:b/>
           <w:color w:val="003A70"/>
+          <w:sz w:val="22"/>
+          <w:szCs w:val="18"/>
+        </w:rPr>
+        <w:t xml:space="preserve">Step 2</w:t>
+      </w:r>
+      <w:r>
+        <w:rPr>
+          <w:rFonts w:ascii="Avenir Next" w:hAnsi="Avenir Next" w:cs="Avenir Next" w:eastAsia="Avenir Next"/>
+          <w:color w:val="1A1A1A"/>
           <w:sz w:val="18"/>
           <w:szCs w:val="18"/>
         </w:rPr>
-        <w:t xml:space="preserve">Step 2</w:t>
-      </w:r>
-      <w:r>
-        <w:rPr>
-          <w:rFonts w:ascii="Avenir Next" w:hAnsi="Avenir Next" w:cs="Avenir Next" w:eastAsia="Avenir Next"/>
-          <w:color w:val="1A1A1A"/>
-          <w:sz w:val="18"/>
-          <w:szCs w:val="18"/>
-        </w:rPr>
         <w:tab/>
       </w:r>
       <w:r>
         <w:rPr>
           <w:rFonts w:ascii="Avenir Next" w:hAnsi="Avenir Next" w:cs="Avenir Next" w:eastAsia="Avenir Next"/>
           <w:color w:val="1A1A1A"/>
-          <w:sz w:val="21"/>
+          <w:sz w:val="22"/>
           <w:szCs w:val="21"/>
         </w:rPr>
         <w:t xml:space="preserve">One-time amount: </w:t>
@@ -1060,25 +1069,25 @@
           <w:rFonts w:ascii="Avenir Next" w:hAnsi="Avenir Next" w:cs="Avenir Next" w:eastAsia="Avenir Next"/>
           <w:b/>
           <w:color w:val="003A70"/>
+          <w:sz w:val="22"/>
+          <w:szCs w:val="18"/>
+        </w:rPr>
+        <w:t xml:space="preserve">Step 3</w:t>
+      </w:r>
+      <w:r>
+        <w:rPr>
+          <w:rFonts w:ascii="Avenir Next" w:hAnsi="Avenir Next" w:cs="Avenir Next" w:eastAsia="Avenir Next"/>
+          <w:color w:val="1A1A1A"/>
           <w:sz w:val="18"/>
           <w:szCs w:val="18"/>
         </w:rPr>
-        <w:t xml:space="preserve">Step 3</w:t>
-      </w:r>
-      <w:r>
-        <w:rPr>
-          <w:rFonts w:ascii="Avenir Next" w:hAnsi="Avenir Next" w:cs="Avenir Next" w:eastAsia="Avenir Next"/>
-          <w:color w:val="1A1A1A"/>
-          <w:sz w:val="18"/>
-          <w:szCs w:val="18"/>
-        </w:rPr>
         <w:tab/>
       </w:r>
       <w:r>
         <w:rPr>
           <w:rFonts w:ascii="Avenir Next" w:hAnsi="Avenir Next" w:cs="Avenir Next" w:eastAsia="Avenir Next"/>
           <w:color w:val="1A1A1A"/>
-          <w:sz w:val="21"/>
+          <w:sz w:val="22"/>
           <w:szCs w:val="21"/>
         </w:rPr>
         <w:t xml:space="preserve">Expression: </w:t>
@@ -1170,25 +1179,25 @@
           <w:rFonts w:ascii="Avenir Next" w:hAnsi="Avenir Next" w:cs="Avenir Next" w:eastAsia="Avenir Next"/>
           <w:b/>
           <w:color w:val="003A70"/>
+          <w:sz w:val="22"/>
+          <w:szCs w:val="18"/>
+        </w:rPr>
+        <w:t xml:space="preserve">Step 1</w:t>
+      </w:r>
+      <w:r>
+        <w:rPr>
+          <w:rFonts w:ascii="Avenir Next" w:hAnsi="Avenir Next" w:cs="Avenir Next" w:eastAsia="Avenir Next"/>
+          <w:color w:val="1A1A1A"/>
           <w:sz w:val="18"/>
           <w:szCs w:val="18"/>
         </w:rPr>
-        <w:t xml:space="preserve">Step 1</w:t>
-      </w:r>
-      <w:r>
-        <w:rPr>
-          <w:rFonts w:ascii="Avenir Next" w:hAnsi="Avenir Next" w:cs="Avenir Next" w:eastAsia="Avenir Next"/>
-          <w:color w:val="1A1A1A"/>
-          <w:sz w:val="18"/>
-          <w:szCs w:val="18"/>
-        </w:rPr>
         <w:tab/>
       </w:r>
       <w:r>
         <w:rPr>
           <w:rFonts w:ascii="Avenir Next" w:hAnsi="Avenir Next" w:cs="Avenir Next" w:eastAsia="Avenir Next"/>
           <w:color w:val="1A1A1A"/>
-          <w:sz w:val="21"/>
+          <w:sz w:val="22"/>
           <w:szCs w:val="21"/>
         </w:rPr>
         <w:t xml:space="preserve">Each gigabyte: </w:t>
@@ -1218,25 +1227,25 @@
           <w:rFonts w:ascii="Avenir Next" w:hAnsi="Avenir Next" w:cs="Avenir Next" w:eastAsia="Avenir Next"/>
           <w:b/>
           <w:color w:val="003A70"/>
+          <w:sz w:val="22"/>
+          <w:szCs w:val="18"/>
+        </w:rPr>
+        <w:t xml:space="preserve">Step 2</w:t>
+      </w:r>
+      <w:r>
+        <w:rPr>
+          <w:rFonts w:ascii="Avenir Next" w:hAnsi="Avenir Next" w:cs="Avenir Next" w:eastAsia="Avenir Next"/>
+          <w:color w:val="1A1A1A"/>
           <w:sz w:val="18"/>
           <w:szCs w:val="18"/>
         </w:rPr>
-        <w:t xml:space="preserve">Step 2</w:t>
-      </w:r>
-      <w:r>
-        <w:rPr>
-          <w:rFonts w:ascii="Avenir Next" w:hAnsi="Avenir Next" w:cs="Avenir Next" w:eastAsia="Avenir Next"/>
-          <w:color w:val="1A1A1A"/>
-          <w:sz w:val="18"/>
-          <w:szCs w:val="18"/>
-        </w:rPr>
         <w:tab/>
       </w:r>
       <w:r>
         <w:rPr>
           <w:rFonts w:ascii="Avenir Next" w:hAnsi="Avenir Next" w:cs="Avenir Next" w:eastAsia="Avenir Next"/>
           <w:color w:val="1A1A1A"/>
-          <w:sz w:val="21"/>
+          <w:sz w:val="22"/>
           <w:szCs w:val="21"/>
         </w:rPr>
         <w:t xml:space="preserve">One-time amount: </w:t>
@@ -1266,35 +1275,35 @@
           <w:rFonts w:ascii="Avenir Next" w:hAnsi="Avenir Next" w:cs="Avenir Next" w:eastAsia="Avenir Next"/>
           <w:b/>
           <w:color w:val="003A70"/>
+          <w:sz w:val="22"/>
+          <w:szCs w:val="18"/>
+        </w:rPr>
+        <w:t xml:space="preserve">Step 3</w:t>
+      </w:r>
+      <w:r>
+        <w:rPr>
+          <w:rFonts w:ascii="Avenir Next" w:hAnsi="Avenir Next" w:cs="Avenir Next" w:eastAsia="Avenir Next"/>
+          <w:color w:val="1A1A1A"/>
           <w:sz w:val="18"/>
           <w:szCs w:val="18"/>
         </w:rPr>
-        <w:t xml:space="preserve">Step 3</w:t>
-      </w:r>
-      <w:r>
-        <w:rPr>
-          <w:rFonts w:ascii="Avenir Next" w:hAnsi="Avenir Next" w:cs="Avenir Next" w:eastAsia="Avenir Next"/>
-          <w:color w:val="1A1A1A"/>
-          <w:sz w:val="18"/>
-          <w:szCs w:val="18"/>
-        </w:rPr>
         <w:tab/>
       </w:r>
       <w:r>
         <w:rPr>
           <w:rFonts w:ascii="Avenir Next" w:hAnsi="Avenir Next" w:cs="Avenir Next" w:eastAsia="Avenir Next"/>
           <w:color w:val="1A1A1A"/>
+          <w:sz w:val="22"/>
+          <w:szCs w:val="21"/>
+        </w:rPr>
+        <w:t xml:space="preserve">Expression: </w:t>
+      </w:r>
+      <w:r>
+        <w:rPr>
+          <w:rFonts w:ascii="Avenir Next" w:hAnsi="Avenir Next" w:cs="Avenir Next" w:eastAsia="Avenir Next"/>
+          <w:color w:val="1A1A1A"/>
           <w:sz w:val="21"/>
           <w:szCs w:val="21"/>
-        </w:rPr>
-        <w:t xml:space="preserve">Expression: </w:t>
-      </w:r>
-      <w:r>
-        <w:rPr>
-          <w:rFonts w:ascii="Avenir Next" w:hAnsi="Avenir Next" w:cs="Avenir Next" w:eastAsia="Avenir Next"/>
-          <w:color w:val="1A1A1A"/>
-          <w:sz w:val="21"/>
-          <w:szCs w:val="21"/>
           <w:u w:val="single"/>
         </w:rPr>
         <w:t xml:space="preserve">                </w:t>
@@ -1307,6 +1316,7 @@
     </w:p>
     <w:p>
       <w:pPr>
+        <w:pStyle w:val="Heading2"/>
         <w:keepNext/>
         <w:pBdr>
           <w:bottom w:val="single" w:sz="8" w:space="3" w:color="003A70"/>
@@ -1322,7 +1332,7 @@
           <w:b/>
           <w:color w:val="003A70"/>
           <w:spacing w:val="14"/>
-          <w:sz w:val="19"/>
+          <w:sz w:val="22"/>
           <w:szCs w:val="19"/>
         </w:rPr>
         <w:t xml:space="preserve">YOUR TURN</w:t>
@@ -1341,7 +1351,7 @@
           <w:rFonts w:ascii="Avenir Next" w:hAnsi="Avenir Next" w:cs="Avenir Next" w:eastAsia="Avenir Next"/>
           <w:i/>
           <w:color w:val="5A5F66"/>
-          <w:sz w:val="17"/>
+          <w:sz w:val="22"/>
           <w:szCs w:val="17"/>
         </w:rPr>
         <w:t xml:space="preserve">use the steps on your own</w:t>
@@ -1812,7 +1822,7 @@
           <w:caps/>
           <w:color w:val="003A70"/>
           <w:spacing w:val="12"/>
-          <w:sz w:val="19"/>
+          <w:sz w:val="22"/>
           <w:szCs w:val="19"/>
         </w:rPr>
         <w:t xml:space="preserve">Lesson 6-5  ·  Session 2  ·  Prerequisite Practice B  ·  Skill 2 of 2</w:t>
@@ -1820,6 +1830,7 @@
     </w:p>
     <w:p>
       <w:pPr>
+        <w:pStyle w:val="Heading1"/>
         <w:keepNext/>
         <w:spacing w:before="0" w:after="10" w:line="240" w:lineRule="auto"/>
       </w:pPr>
@@ -1845,7 +1856,7 @@
         <w:rPr>
           <w:rFonts w:ascii="Avenir Next" w:hAnsi="Avenir Next" w:cs="Avenir Next" w:eastAsia="Avenir Next"/>
           <w:color w:val="5A5F66"/>
-          <w:sz w:val="17"/>
+          <w:sz w:val="22"/>
           <w:szCs w:val="17"/>
         </w:rPr>
         <w:t xml:space="preserve">Builds on Lesson 6-4 Session 2 · 6.EE.A.2c</w:t>
@@ -1888,6 +1899,7 @@
           </w:tcPr>
           <w:p>
             <w:pPr>
+              <w:pStyle w:val="Heading2"/>
               <w:spacing w:before="0" w:after="0" w:line="252" w:lineRule="auto"/>
             </w:pPr>
             <w:r>
@@ -1917,7 +1929,7 @@
               <w:rPr>
                 <w:rFonts w:ascii="Avenir Next" w:hAnsi="Avenir Next" w:cs="Avenir Next" w:eastAsia="Avenir Next"/>
                 <w:color w:val="1A1A1A"/>
-                <w:sz w:val="20"/>
+                <w:sz w:val="22"/>
                 <w:szCs w:val="20"/>
               </w:rPr>
               <w:t xml:space="preserve">To evaluate 5</w:t>
@@ -1927,7 +1939,7 @@
                 <w:rFonts w:ascii="Avenir Next" w:hAnsi="Avenir Next" w:cs="Avenir Next" w:eastAsia="Avenir Next"/>
                 <w:i/>
                 <w:color w:val="1A1A1A"/>
-                <w:sz w:val="20"/>
+                <w:sz w:val="22"/>
                 <w:szCs w:val="20"/>
               </w:rPr>
               <w:t xml:space="preserve">k</w:t>
@@ -1936,7 +1948,7 @@
               <w:rPr>
                 <w:rFonts w:ascii="Avenir Next" w:hAnsi="Avenir Next" w:cs="Avenir Next" w:eastAsia="Avenir Next"/>
                 <w:color w:val="1A1A1A"/>
-                <w:sz w:val="20"/>
+                <w:sz w:val="22"/>
                 <w:szCs w:val="20"/>
                 <w:vertAlign w:val="superscript"/>
               </w:rPr>
@@ -1946,7 +1958,7 @@
               <w:rPr>
                 <w:rFonts w:ascii="Avenir Next" w:hAnsi="Avenir Next" w:cs="Avenir Next" w:eastAsia="Avenir Next"/>
                 <w:color w:val="1A1A1A"/>
-                <w:sz w:val="20"/>
+                <w:sz w:val="22"/>
                 <w:szCs w:val="20"/>
               </w:rPr>
               <w:t xml:space="preserve"> − 10 for </w:t>
@@ -1956,7 +1968,7 @@
                 <w:rFonts w:ascii="Avenir Next" w:hAnsi="Avenir Next" w:cs="Avenir Next" w:eastAsia="Avenir Next"/>
                 <w:i/>
                 <w:color w:val="1A1A1A"/>
-                <w:sz w:val="20"/>
+                <w:sz w:val="22"/>
                 <w:szCs w:val="20"/>
               </w:rPr>
               <w:t xml:space="preserve">k</w:t>
@@ -1965,7 +1977,7 @@
               <w:rPr>
                 <w:rFonts w:ascii="Avenir Next" w:hAnsi="Avenir Next" w:cs="Avenir Next" w:eastAsia="Avenir Next"/>
                 <w:color w:val="1A1A1A"/>
-                <w:sz w:val="20"/>
+                <w:sz w:val="22"/>
                 <w:szCs w:val="20"/>
               </w:rPr>
               <w:t xml:space="preserve"> = 3, you find 3</w:t>
@@ -1974,7 +1986,7 @@
               <w:rPr>
                 <w:rFonts w:ascii="Avenir Next" w:hAnsi="Avenir Next" w:cs="Avenir Next" w:eastAsia="Avenir Next"/>
                 <w:color w:val="1A1A1A"/>
-                <w:sz w:val="20"/>
+                <w:sz w:val="22"/>
                 <w:szCs w:val="20"/>
                 <w:vertAlign w:val="superscript"/>
               </w:rPr>
@@ -1984,7 +1996,7 @@
               <w:rPr>
                 <w:rFonts w:ascii="Avenir Next" w:hAnsi="Avenir Next" w:cs="Avenir Next" w:eastAsia="Avenir Next"/>
                 <w:color w:val="1A1A1A"/>
-                <w:sz w:val="20"/>
+                <w:sz w:val="22"/>
                 <w:szCs w:val="20"/>
               </w:rPr>
               <w:t xml:space="preserve"> first.</w:t>
@@ -2004,6 +2016,7 @@
           </w:tcPr>
           <w:p>
             <w:pPr>
+              <w:pStyle w:val="Heading2"/>
               <w:spacing w:before="0" w:after="0" w:line="252" w:lineRule="auto"/>
             </w:pPr>
             <w:r>
@@ -2033,7 +2046,7 @@
               <w:rPr>
                 <w:rFonts w:ascii="Avenir Next" w:hAnsi="Avenir Next" w:cs="Avenir Next" w:eastAsia="Avenir Next"/>
                 <w:color w:val="1A1A1A"/>
-                <w:sz w:val="20"/>
+                <w:sz w:val="22"/>
                 <w:szCs w:val="20"/>
               </w:rPr>
               <w:t xml:space="preserve">Evaluate an expression with a power, like 5 × 3</w:t>
@@ -2042,7 +2055,7 @@
               <w:rPr>
                 <w:rFonts w:ascii="Avenir Next" w:hAnsi="Avenir Next" w:cs="Avenir Next" w:eastAsia="Avenir Next"/>
                 <w:color w:val="1A1A1A"/>
-                <w:sz w:val="20"/>
+                <w:sz w:val="22"/>
                 <w:szCs w:val="20"/>
                 <w:vertAlign w:val="superscript"/>
               </w:rPr>
@@ -2052,7 +2065,7 @@
               <w:rPr>
                 <w:rFonts w:ascii="Avenir Next" w:hAnsi="Avenir Next" w:cs="Avenir Next" w:eastAsia="Avenir Next"/>
                 <w:color w:val="1A1A1A"/>
-                <w:sz w:val="20"/>
+                <w:sz w:val="22"/>
                 <w:szCs w:val="20"/>
               </w:rPr>
               <w:t xml:space="preserve"> − 10.  </w:t>
@@ -2062,7 +2075,7 @@
                 <w:rFonts w:ascii="Avenir Next" w:hAnsi="Avenir Next" w:cs="Avenir Next" w:eastAsia="Avenir Next"/>
                 <w:b/>
                 <w:color w:val="1A1A1A"/>
-                <w:sz w:val="20"/>
+                <w:sz w:val="22"/>
                 <w:szCs w:val="20"/>
               </w:rPr>
               <w:t xml:space="preserve">You will use it in Practice Form A, problems 1 and 4.</w:t>
@@ -2073,6 +2086,7 @@
     </w:tbl>
     <w:p>
       <w:pPr>
+        <w:pStyle w:val="Heading2"/>
         <w:keepNext/>
         <w:pBdr>
           <w:bottom w:val="single" w:sz="8" w:space="3" w:color="003A70"/>
@@ -2088,7 +2102,7 @@
           <w:b/>
           <w:color w:val="003A70"/>
           <w:spacing w:val="14"/>
-          <w:sz w:val="19"/>
+          <w:sz w:val="22"/>
           <w:szCs w:val="19"/>
         </w:rPr>
         <w:t xml:space="preserve">STEPS TO FOLLOW</w:t>
@@ -2107,7 +2121,7 @@
           <w:rFonts w:ascii="Avenir Next" w:hAnsi="Avenir Next" w:cs="Avenir Next" w:eastAsia="Avenir Next"/>
           <w:i/>
           <w:color w:val="5A5F66"/>
-          <w:sz w:val="17"/>
+          <w:sz w:val="22"/>
           <w:szCs w:val="17"/>
         </w:rPr>
         <w:t xml:space="preserve">use these same steps on every problem</w:t>
@@ -2149,6 +2163,7 @@
           </w:tcPr>
           <w:p>
             <w:pPr>
+              <w:pStyle w:val="Heading1"/>
               <w:spacing w:before="0" w:after="0" w:line="240" w:lineRule="auto"/>
               <w:jc w:val="center"/>
             </w:pPr>
@@ -2177,7 +2192,7 @@
               <w:rPr>
                 <w:rFonts w:ascii="Avenir Next" w:hAnsi="Avenir Next" w:cs="Avenir Next" w:eastAsia="Avenir Next"/>
                 <w:color w:val="1A1A1A"/>
-                <w:sz w:val="21"/>
+                <w:sz w:val="22"/>
                 <w:szCs w:val="21"/>
               </w:rPr>
               <w:t xml:space="preserve">Find the </w:t>
@@ -2187,7 +2202,7 @@
                 <w:rFonts w:ascii="Avenir Next" w:hAnsi="Avenir Next" w:cs="Avenir Next" w:eastAsia="Avenir Next"/>
                 <w:b/>
                 <w:color w:val="1A1A1A"/>
-                <w:sz w:val="21"/>
+                <w:sz w:val="22"/>
                 <w:szCs w:val="21"/>
               </w:rPr>
               <w:t xml:space="preserve">power</w:t>
@@ -2196,7 +2211,7 @@
               <w:rPr>
                 <w:rFonts w:ascii="Avenir Next" w:hAnsi="Avenir Next" w:cs="Avenir Next" w:eastAsia="Avenir Next"/>
                 <w:color w:val="1A1A1A"/>
-                <w:sz w:val="21"/>
+                <w:sz w:val="22"/>
                 <w:szCs w:val="21"/>
               </w:rPr>
               <w:t xml:space="preserve"> first.</w:t>
@@ -2215,6 +2230,7 @@
           </w:tcPr>
           <w:p>
             <w:pPr>
+              <w:pStyle w:val="Heading1"/>
               <w:spacing w:before="0" w:after="0" w:line="240" w:lineRule="auto"/>
               <w:jc w:val="center"/>
             </w:pPr>
@@ -2244,7 +2260,7 @@
                 <w:rFonts w:ascii="Avenir Next" w:hAnsi="Avenir Next" w:cs="Avenir Next" w:eastAsia="Avenir Next"/>
                 <w:b/>
                 <w:color w:val="1A1A1A"/>
-                <w:sz w:val="21"/>
+                <w:sz w:val="22"/>
                 <w:szCs w:val="21"/>
               </w:rPr>
               <w:t xml:space="preserve">Multiply</w:t>
@@ -2253,7 +2269,7 @@
               <w:rPr>
                 <w:rFonts w:ascii="Avenir Next" w:hAnsi="Avenir Next" w:cs="Avenir Next" w:eastAsia="Avenir Next"/>
                 <w:color w:val="1A1A1A"/>
-                <w:sz w:val="21"/>
+                <w:sz w:val="22"/>
                 <w:szCs w:val="21"/>
               </w:rPr>
               <w:t xml:space="preserve"> or divide next.</w:t>
@@ -2272,6 +2288,7 @@
           </w:tcPr>
           <w:p>
             <w:pPr>
+              <w:pStyle w:val="Heading1"/>
               <w:spacing w:before="0" w:after="0" w:line="240" w:lineRule="auto"/>
               <w:jc w:val="center"/>
             </w:pPr>
@@ -2301,7 +2318,7 @@
                 <w:rFonts w:ascii="Avenir Next" w:hAnsi="Avenir Next" w:cs="Avenir Next" w:eastAsia="Avenir Next"/>
                 <w:b/>
                 <w:color w:val="1A1A1A"/>
-                <w:sz w:val="21"/>
+                <w:sz w:val="22"/>
                 <w:szCs w:val="21"/>
               </w:rPr>
               <w:t xml:space="preserve">Add</w:t>
@@ -2310,7 +2327,7 @@
               <w:rPr>
                 <w:rFonts w:ascii="Avenir Next" w:hAnsi="Avenir Next" w:cs="Avenir Next" w:eastAsia="Avenir Next"/>
                 <w:color w:val="1A1A1A"/>
-                <w:sz w:val="21"/>
+                <w:sz w:val="22"/>
                 <w:szCs w:val="21"/>
               </w:rPr>
               <w:t xml:space="preserve"> or subtract last.</w:t>
@@ -2321,6 +2338,7 @@
     </w:tbl>
     <w:p>
       <w:pPr>
+        <w:pStyle w:val="Heading2"/>
         <w:keepNext/>
         <w:pBdr>
           <w:bottom w:val="single" w:sz="8" w:space="3" w:color="003A70"/>
@@ -2336,7 +2354,7 @@
           <w:b/>
           <w:color w:val="003A70"/>
           <w:spacing w:val="14"/>
-          <w:sz w:val="19"/>
+          <w:sz w:val="22"/>
           <w:szCs w:val="19"/>
         </w:rPr>
         <w:t xml:space="preserve">WATCH ME</w:t>
@@ -2355,7 +2373,7 @@
           <w:rFonts w:ascii="Avenir Next" w:hAnsi="Avenir Next" w:cs="Avenir Next" w:eastAsia="Avenir Next"/>
           <w:i/>
           <w:color w:val="5A5F66"/>
-          <w:sz w:val="17"/>
+          <w:sz w:val="22"/>
           <w:szCs w:val="17"/>
         </w:rPr>
         <w:t xml:space="preserve">the steps in action</w:t>
@@ -2370,7 +2388,7 @@
           <w:rFonts w:ascii="Avenir Next" w:hAnsi="Avenir Next" w:cs="Avenir Next" w:eastAsia="Avenir Next"/>
           <w:b/>
           <w:color w:val="1A1A1A"/>
-          <w:sz w:val="21"/>
+          <w:sz w:val="22"/>
           <w:szCs w:val="21"/>
         </w:rPr>
         <w:t xml:space="preserve">Evaluate 5 × 3</w:t>
@@ -2380,7 +2398,7 @@
           <w:rFonts w:ascii="Avenir Next" w:hAnsi="Avenir Next" w:cs="Avenir Next" w:eastAsia="Avenir Next"/>
           <w:b/>
           <w:color w:val="1A1A1A"/>
-          <w:sz w:val="21"/>
+          <w:sz w:val="22"/>
           <w:szCs w:val="21"/>
           <w:vertAlign w:val="superscript"/>
         </w:rPr>
@@ -2391,7 +2409,7 @@
           <w:rFonts w:ascii="Avenir Next" w:hAnsi="Avenir Next" w:cs="Avenir Next" w:eastAsia="Avenir Next"/>
           <w:b/>
           <w:color w:val="1A1A1A"/>
-          <w:sz w:val="21"/>
+          <w:sz w:val="22"/>
           <w:szCs w:val="21"/>
         </w:rPr>
         <w:t xml:space="preserve"> − 10.</w:t>
@@ -2410,25 +2428,25 @@
           <w:rFonts w:ascii="Avenir Next" w:hAnsi="Avenir Next" w:cs="Avenir Next" w:eastAsia="Avenir Next"/>
           <w:b/>
           <w:color w:val="003A70"/>
+          <w:sz w:val="22"/>
+          <w:szCs w:val="19"/>
+        </w:rPr>
+        <w:t xml:space="preserve">Step 1</w:t>
+      </w:r>
+      <w:r>
+        <w:rPr>
+          <w:rFonts w:ascii="Avenir Next" w:hAnsi="Avenir Next" w:cs="Avenir Next" w:eastAsia="Avenir Next"/>
+          <w:color w:val="1A1A1A"/>
           <w:sz w:val="19"/>
           <w:szCs w:val="19"/>
         </w:rPr>
-        <w:t xml:space="preserve">Step 1</w:t>
-      </w:r>
-      <w:r>
-        <w:rPr>
-          <w:rFonts w:ascii="Avenir Next" w:hAnsi="Avenir Next" w:cs="Avenir Next" w:eastAsia="Avenir Next"/>
-          <w:color w:val="1A1A1A"/>
-          <w:sz w:val="19"/>
-          <w:szCs w:val="19"/>
-        </w:rPr>
         <w:tab/>
       </w:r>
       <w:r>
         <w:rPr>
           <w:rFonts w:ascii="Avenir Next" w:hAnsi="Avenir Next" w:cs="Avenir Next" w:eastAsia="Avenir Next"/>
           <w:color w:val="1A1A1A"/>
-          <w:sz w:val="21"/>
+          <w:sz w:val="22"/>
           <w:szCs w:val="21"/>
         </w:rPr>
         <w:t xml:space="preserve">3</w:t>
@@ -2437,7 +2455,7 @@
         <w:rPr>
           <w:rFonts w:ascii="Avenir Next" w:hAnsi="Avenir Next" w:cs="Avenir Next" w:eastAsia="Avenir Next"/>
           <w:color w:val="1A1A1A"/>
-          <w:sz w:val="21"/>
+          <w:sz w:val="22"/>
           <w:szCs w:val="21"/>
           <w:vertAlign w:val="superscript"/>
         </w:rPr>
@@ -2447,7 +2465,7 @@
         <w:rPr>
           <w:rFonts w:ascii="Avenir Next" w:hAnsi="Avenir Next" w:cs="Avenir Next" w:eastAsia="Avenir Next"/>
           <w:color w:val="1A1A1A"/>
-          <w:sz w:val="21"/>
+          <w:sz w:val="22"/>
           <w:szCs w:val="21"/>
         </w:rPr>
         <w:t xml:space="preserve"> = 9.</w:t>
@@ -2466,25 +2484,25 @@
           <w:rFonts w:ascii="Avenir Next" w:hAnsi="Avenir Next" w:cs="Avenir Next" w:eastAsia="Avenir Next"/>
           <w:b/>
           <w:color w:val="003A70"/>
+          <w:sz w:val="22"/>
+          <w:szCs w:val="19"/>
+        </w:rPr>
+        <w:t xml:space="preserve">Step 2</w:t>
+      </w:r>
+      <w:r>
+        <w:rPr>
+          <w:rFonts w:ascii="Avenir Next" w:hAnsi="Avenir Next" w:cs="Avenir Next" w:eastAsia="Avenir Next"/>
+          <w:color w:val="1A1A1A"/>
           <w:sz w:val="19"/>
           <w:szCs w:val="19"/>
         </w:rPr>
-        <w:t xml:space="preserve">Step 2</w:t>
-      </w:r>
-      <w:r>
-        <w:rPr>
-          <w:rFonts w:ascii="Avenir Next" w:hAnsi="Avenir Next" w:cs="Avenir Next" w:eastAsia="Avenir Next"/>
-          <w:color w:val="1A1A1A"/>
-          <w:sz w:val="19"/>
-          <w:szCs w:val="19"/>
-        </w:rPr>
         <w:tab/>
       </w:r>
       <w:r>
         <w:rPr>
           <w:rFonts w:ascii="Avenir Next" w:hAnsi="Avenir Next" w:cs="Avenir Next" w:eastAsia="Avenir Next"/>
           <w:color w:val="1A1A1A"/>
-          <w:sz w:val="21"/>
+          <w:sz w:val="22"/>
           <w:szCs w:val="21"/>
         </w:rPr>
         <w:t xml:space="preserve">5 × 9 = 45.</w:t>
@@ -2503,25 +2521,25 @@
           <w:rFonts w:ascii="Avenir Next" w:hAnsi="Avenir Next" w:cs="Avenir Next" w:eastAsia="Avenir Next"/>
           <w:b/>
           <w:color w:val="003A70"/>
+          <w:sz w:val="22"/>
+          <w:szCs w:val="19"/>
+        </w:rPr>
+        <w:t xml:space="preserve">Step 3</w:t>
+      </w:r>
+      <w:r>
+        <w:rPr>
+          <w:rFonts w:ascii="Avenir Next" w:hAnsi="Avenir Next" w:cs="Avenir Next" w:eastAsia="Avenir Next"/>
+          <w:color w:val="1A1A1A"/>
           <w:sz w:val="19"/>
           <w:szCs w:val="19"/>
         </w:rPr>
-        <w:t xml:space="preserve">Step 3</w:t>
-      </w:r>
-      <w:r>
-        <w:rPr>
-          <w:rFonts w:ascii="Avenir Next" w:hAnsi="Avenir Next" w:cs="Avenir Next" w:eastAsia="Avenir Next"/>
-          <w:color w:val="1A1A1A"/>
-          <w:sz w:val="19"/>
-          <w:szCs w:val="19"/>
-        </w:rPr>
         <w:tab/>
       </w:r>
       <w:r>
         <w:rPr>
           <w:rFonts w:ascii="Avenir Next" w:hAnsi="Avenir Next" w:cs="Avenir Next" w:eastAsia="Avenir Next"/>
           <w:color w:val="1A1A1A"/>
-          <w:sz w:val="21"/>
+          <w:sz w:val="22"/>
           <w:szCs w:val="21"/>
         </w:rPr>
         <w:t xml:space="preserve">45 − 10 = 35.</w:t>
@@ -2540,18 +2558,18 @@
           <w:rFonts w:ascii="Avenir Next" w:hAnsi="Avenir Next" w:cs="Avenir Next" w:eastAsia="Avenir Next"/>
           <w:b/>
           <w:color w:val="1A1A1A"/>
+          <w:sz w:val="22"/>
+          <w:szCs w:val="21"/>
+        </w:rPr>
+        <w:t xml:space="preserve">Answer</w:t>
+      </w:r>
+      <w:r>
+        <w:rPr>
+          <w:rFonts w:ascii="Avenir Next" w:hAnsi="Avenir Next" w:cs="Avenir Next" w:eastAsia="Avenir Next"/>
+          <w:color w:val="1A1A1A"/>
           <w:sz w:val="21"/>
           <w:szCs w:val="21"/>
         </w:rPr>
-        <w:t xml:space="preserve">Answer</w:t>
-      </w:r>
-      <w:r>
-        <w:rPr>
-          <w:rFonts w:ascii="Avenir Next" w:hAnsi="Avenir Next" w:cs="Avenir Next" w:eastAsia="Avenir Next"/>
-          <w:color w:val="1A1A1A"/>
-          <w:sz w:val="21"/>
-          <w:szCs w:val="21"/>
-        </w:rPr>
         <w:tab/>
       </w:r>
       <w:r>
@@ -2559,7 +2577,7 @@
           <w:rFonts w:ascii="Avenir Next" w:hAnsi="Avenir Next" w:cs="Avenir Next" w:eastAsia="Avenir Next"/>
           <w:b/>
           <w:color w:val="1A1A1A"/>
-          <w:sz w:val="21"/>
+          <w:sz w:val="22"/>
           <w:szCs w:val="21"/>
         </w:rPr>
         <w:t xml:space="preserve">35</w:t>
@@ -2567,6 +2585,7 @@
     </w:p>
     <w:p>
       <w:pPr>
+        <w:pStyle w:val="Heading2"/>
         <w:keepNext/>
         <w:pBdr>
           <w:bottom w:val="single" w:sz="8" w:space="3" w:color="003A70"/>
@@ -2582,7 +2601,7 @@
           <w:b/>
           <w:color w:val="003A70"/>
           <w:spacing w:val="14"/>
-          <w:sz w:val="19"/>
+          <w:sz w:val="22"/>
           <w:szCs w:val="19"/>
         </w:rPr>
         <w:t xml:space="preserve">TRY IT WITH HELP</w:t>
@@ -2601,7 +2620,7 @@
           <w:rFonts w:ascii="Avenir Next" w:hAnsi="Avenir Next" w:cs="Avenir Next" w:eastAsia="Avenir Next"/>
           <w:i/>
           <w:color w:val="5A5F66"/>
-          <w:sz w:val="17"/>
+          <w:sz w:val="22"/>
           <w:szCs w:val="17"/>
         </w:rPr>
         <w:t xml:space="preserve">fill in each step</w:t>
@@ -2678,25 +2697,25 @@
           <w:rFonts w:ascii="Avenir Next" w:hAnsi="Avenir Next" w:cs="Avenir Next" w:eastAsia="Avenir Next"/>
           <w:b/>
           <w:color w:val="003A70"/>
+          <w:sz w:val="22"/>
+          <w:szCs w:val="18"/>
+        </w:rPr>
+        <w:t xml:space="preserve">Step 1</w:t>
+      </w:r>
+      <w:r>
+        <w:rPr>
+          <w:rFonts w:ascii="Avenir Next" w:hAnsi="Avenir Next" w:cs="Avenir Next" w:eastAsia="Avenir Next"/>
+          <w:color w:val="1A1A1A"/>
           <w:sz w:val="18"/>
           <w:szCs w:val="18"/>
         </w:rPr>
-        <w:t xml:space="preserve">Step 1</w:t>
-      </w:r>
-      <w:r>
-        <w:rPr>
-          <w:rFonts w:ascii="Avenir Next" w:hAnsi="Avenir Next" w:cs="Avenir Next" w:eastAsia="Avenir Next"/>
-          <w:color w:val="1A1A1A"/>
-          <w:sz w:val="18"/>
-          <w:szCs w:val="18"/>
-        </w:rPr>
         <w:tab/>
       </w:r>
       <w:r>
         <w:rPr>
           <w:rFonts w:ascii="Avenir Next" w:hAnsi="Avenir Next" w:cs="Avenir Next" w:eastAsia="Avenir Next"/>
           <w:color w:val="1A1A1A"/>
-          <w:sz w:val="21"/>
+          <w:sz w:val="22"/>
           <w:szCs w:val="21"/>
         </w:rPr>
         <w:t xml:space="preserve">4</w:t>
@@ -2705,7 +2724,7 @@
         <w:rPr>
           <w:rFonts w:ascii="Avenir Next" w:hAnsi="Avenir Next" w:cs="Avenir Next" w:eastAsia="Avenir Next"/>
           <w:color w:val="1A1A1A"/>
-          <w:sz w:val="21"/>
+          <w:sz w:val="22"/>
           <w:szCs w:val="21"/>
           <w:vertAlign w:val="superscript"/>
         </w:rPr>
@@ -2715,7 +2734,7 @@
         <w:rPr>
           <w:rFonts w:ascii="Avenir Next" w:hAnsi="Avenir Next" w:cs="Avenir Next" w:eastAsia="Avenir Next"/>
           <w:color w:val="1A1A1A"/>
-          <w:sz w:val="21"/>
+          <w:sz w:val="22"/>
           <w:szCs w:val="21"/>
         </w:rPr>
         <w:t xml:space="preserve"> = </w:t>
@@ -2745,25 +2764,25 @@
           <w:rFonts w:ascii="Avenir Next" w:hAnsi="Avenir Next" w:cs="Avenir Next" w:eastAsia="Avenir Next"/>
           <w:b/>
           <w:color w:val="003A70"/>
+          <w:sz w:val="22"/>
+          <w:szCs w:val="18"/>
+        </w:rPr>
+        <w:t xml:space="preserve">Step 2</w:t>
+      </w:r>
+      <w:r>
+        <w:rPr>
+          <w:rFonts w:ascii="Avenir Next" w:hAnsi="Avenir Next" w:cs="Avenir Next" w:eastAsia="Avenir Next"/>
+          <w:color w:val="1A1A1A"/>
           <w:sz w:val="18"/>
           <w:szCs w:val="18"/>
         </w:rPr>
-        <w:t xml:space="preserve">Step 2</w:t>
-      </w:r>
-      <w:r>
-        <w:rPr>
-          <w:rFonts w:ascii="Avenir Next" w:hAnsi="Avenir Next" w:cs="Avenir Next" w:eastAsia="Avenir Next"/>
-          <w:color w:val="1A1A1A"/>
-          <w:sz w:val="18"/>
-          <w:szCs w:val="18"/>
-        </w:rPr>
         <w:tab/>
       </w:r>
       <w:r>
         <w:rPr>
           <w:rFonts w:ascii="Avenir Next" w:hAnsi="Avenir Next" w:cs="Avenir Next" w:eastAsia="Avenir Next"/>
           <w:color w:val="1A1A1A"/>
-          <w:sz w:val="21"/>
+          <w:sz w:val="22"/>
           <w:szCs w:val="21"/>
         </w:rPr>
         <w:t xml:space="preserve">2 × 16 = </w:t>
@@ -2793,25 +2812,25 @@
           <w:rFonts w:ascii="Avenir Next" w:hAnsi="Avenir Next" w:cs="Avenir Next" w:eastAsia="Avenir Next"/>
           <w:b/>
           <w:color w:val="003A70"/>
+          <w:sz w:val="22"/>
+          <w:szCs w:val="18"/>
+        </w:rPr>
+        <w:t xml:space="preserve">Step 3</w:t>
+      </w:r>
+      <w:r>
+        <w:rPr>
+          <w:rFonts w:ascii="Avenir Next" w:hAnsi="Avenir Next" w:cs="Avenir Next" w:eastAsia="Avenir Next"/>
+          <w:color w:val="1A1A1A"/>
           <w:sz w:val="18"/>
           <w:szCs w:val="18"/>
         </w:rPr>
-        <w:t xml:space="preserve">Step 3</w:t>
-      </w:r>
-      <w:r>
-        <w:rPr>
-          <w:rFonts w:ascii="Avenir Next" w:hAnsi="Avenir Next" w:cs="Avenir Next" w:eastAsia="Avenir Next"/>
-          <w:color w:val="1A1A1A"/>
-          <w:sz w:val="18"/>
-          <w:szCs w:val="18"/>
-        </w:rPr>
         <w:tab/>
       </w:r>
       <w:r>
         <w:rPr>
           <w:rFonts w:ascii="Avenir Next" w:hAnsi="Avenir Next" w:cs="Avenir Next" w:eastAsia="Avenir Next"/>
           <w:color w:val="1A1A1A"/>
-          <w:sz w:val="21"/>
+          <w:sz w:val="22"/>
           <w:szCs w:val="21"/>
         </w:rPr>
         <w:t xml:space="preserve">32 + 1 = </w:t>
@@ -2903,25 +2922,25 @@
           <w:rFonts w:ascii="Avenir Next" w:hAnsi="Avenir Next" w:cs="Avenir Next" w:eastAsia="Avenir Next"/>
           <w:b/>
           <w:color w:val="003A70"/>
+          <w:sz w:val="22"/>
+          <w:szCs w:val="18"/>
+        </w:rPr>
+        <w:t xml:space="preserve">Step 1</w:t>
+      </w:r>
+      <w:r>
+        <w:rPr>
+          <w:rFonts w:ascii="Avenir Next" w:hAnsi="Avenir Next" w:cs="Avenir Next" w:eastAsia="Avenir Next"/>
+          <w:color w:val="1A1A1A"/>
           <w:sz w:val="18"/>
           <w:szCs w:val="18"/>
         </w:rPr>
-        <w:t xml:space="preserve">Step 1</w:t>
-      </w:r>
-      <w:r>
-        <w:rPr>
-          <w:rFonts w:ascii="Avenir Next" w:hAnsi="Avenir Next" w:cs="Avenir Next" w:eastAsia="Avenir Next"/>
-          <w:color w:val="1A1A1A"/>
-          <w:sz w:val="18"/>
-          <w:szCs w:val="18"/>
-        </w:rPr>
         <w:tab/>
       </w:r>
       <w:r>
         <w:rPr>
           <w:rFonts w:ascii="Avenir Next" w:hAnsi="Avenir Next" w:cs="Avenir Next" w:eastAsia="Avenir Next"/>
           <w:color w:val="1A1A1A"/>
-          <w:sz w:val="21"/>
+          <w:sz w:val="22"/>
           <w:szCs w:val="21"/>
         </w:rPr>
         <w:t xml:space="preserve">2</w:t>
@@ -2930,7 +2949,7 @@
         <w:rPr>
           <w:rFonts w:ascii="Avenir Next" w:hAnsi="Avenir Next" w:cs="Avenir Next" w:eastAsia="Avenir Next"/>
           <w:color w:val="1A1A1A"/>
-          <w:sz w:val="21"/>
+          <w:sz w:val="22"/>
           <w:szCs w:val="21"/>
           <w:vertAlign w:val="superscript"/>
         </w:rPr>
@@ -2940,7 +2959,7 @@
         <w:rPr>
           <w:rFonts w:ascii="Avenir Next" w:hAnsi="Avenir Next" w:cs="Avenir Next" w:eastAsia="Avenir Next"/>
           <w:color w:val="1A1A1A"/>
-          <w:sz w:val="21"/>
+          <w:sz w:val="22"/>
           <w:szCs w:val="21"/>
         </w:rPr>
         <w:t xml:space="preserve"> = </w:t>
@@ -2970,25 +2989,25 @@
           <w:rFonts w:ascii="Avenir Next" w:hAnsi="Avenir Next" w:cs="Avenir Next" w:eastAsia="Avenir Next"/>
           <w:b/>
           <w:color w:val="003A70"/>
+          <w:sz w:val="22"/>
+          <w:szCs w:val="18"/>
+        </w:rPr>
+        <w:t xml:space="preserve">Step 2</w:t>
+      </w:r>
+      <w:r>
+        <w:rPr>
+          <w:rFonts w:ascii="Avenir Next" w:hAnsi="Avenir Next" w:cs="Avenir Next" w:eastAsia="Avenir Next"/>
+          <w:color w:val="1A1A1A"/>
           <w:sz w:val="18"/>
           <w:szCs w:val="18"/>
         </w:rPr>
-        <w:t xml:space="preserve">Step 2</w:t>
-      </w:r>
-      <w:r>
-        <w:rPr>
-          <w:rFonts w:ascii="Avenir Next" w:hAnsi="Avenir Next" w:cs="Avenir Next" w:eastAsia="Avenir Next"/>
-          <w:color w:val="1A1A1A"/>
-          <w:sz w:val="18"/>
-          <w:szCs w:val="18"/>
-        </w:rPr>
         <w:tab/>
       </w:r>
       <w:r>
         <w:rPr>
           <w:rFonts w:ascii="Avenir Next" w:hAnsi="Avenir Next" w:cs="Avenir Next" w:eastAsia="Avenir Next"/>
           <w:color w:val="1A1A1A"/>
-          <w:sz w:val="21"/>
+          <w:sz w:val="22"/>
           <w:szCs w:val="21"/>
         </w:rPr>
         <w:t xml:space="preserve">3 × 8 = </w:t>
@@ -3018,35 +3037,35 @@
           <w:rFonts w:ascii="Avenir Next" w:hAnsi="Avenir Next" w:cs="Avenir Next" w:eastAsia="Avenir Next"/>
           <w:b/>
           <w:color w:val="003A70"/>
+          <w:sz w:val="22"/>
+          <w:szCs w:val="18"/>
+        </w:rPr>
+        <w:t xml:space="preserve">Step 3</w:t>
+      </w:r>
+      <w:r>
+        <w:rPr>
+          <w:rFonts w:ascii="Avenir Next" w:hAnsi="Avenir Next" w:cs="Avenir Next" w:eastAsia="Avenir Next"/>
+          <w:color w:val="1A1A1A"/>
           <w:sz w:val="18"/>
           <w:szCs w:val="18"/>
         </w:rPr>
-        <w:t xml:space="preserve">Step 3</w:t>
-      </w:r>
-      <w:r>
-        <w:rPr>
-          <w:rFonts w:ascii="Avenir Next" w:hAnsi="Avenir Next" w:cs="Avenir Next" w:eastAsia="Avenir Next"/>
-          <w:color w:val="1A1A1A"/>
-          <w:sz w:val="18"/>
-          <w:szCs w:val="18"/>
-        </w:rPr>
         <w:tab/>
       </w:r>
       <w:r>
         <w:rPr>
           <w:rFonts w:ascii="Avenir Next" w:hAnsi="Avenir Next" w:cs="Avenir Next" w:eastAsia="Avenir Next"/>
           <w:color w:val="1A1A1A"/>
+          <w:sz w:val="22"/>
+          <w:szCs w:val="21"/>
+        </w:rPr>
+        <w:t xml:space="preserve">24 − 4 = </w:t>
+      </w:r>
+      <w:r>
+        <w:rPr>
+          <w:rFonts w:ascii="Avenir Next" w:hAnsi="Avenir Next" w:cs="Avenir Next" w:eastAsia="Avenir Next"/>
+          <w:color w:val="1A1A1A"/>
           <w:sz w:val="21"/>
           <w:szCs w:val="21"/>
-        </w:rPr>
-        <w:t xml:space="preserve">24 − 4 = </w:t>
-      </w:r>
-      <w:r>
-        <w:rPr>
-          <w:rFonts w:ascii="Avenir Next" w:hAnsi="Avenir Next" w:cs="Avenir Next" w:eastAsia="Avenir Next"/>
-          <w:color w:val="1A1A1A"/>
-          <w:sz w:val="21"/>
-          <w:szCs w:val="21"/>
           <w:u w:val="single"/>
         </w:rPr>
         <w:t xml:space="preserve">                </w:t>
@@ -3059,6 +3078,7 @@
     </w:p>
     <w:p>
       <w:pPr>
+        <w:pStyle w:val="Heading2"/>
         <w:keepNext/>
         <w:pBdr>
           <w:bottom w:val="single" w:sz="8" w:space="3" w:color="003A70"/>
@@ -3074,7 +3094,7 @@
           <w:b/>
           <w:color w:val="003A70"/>
           <w:spacing w:val="14"/>
-          <w:sz w:val="19"/>
+          <w:sz w:val="22"/>
           <w:szCs w:val="19"/>
         </w:rPr>
         <w:t xml:space="preserve">YOUR TURN</w:t>
@@ -3093,7 +3113,7 @@
           <w:rFonts w:ascii="Avenir Next" w:hAnsi="Avenir Next" w:cs="Avenir Next" w:eastAsia="Avenir Next"/>
           <w:i/>
           <w:color w:val="5A5F66"/>
-          <w:sz w:val="17"/>
+          <w:sz w:val="22"/>
           <w:szCs w:val="17"/>
         </w:rPr>
         <w:t xml:space="preserve">use the steps on your own</w:t>
@@ -3284,7 +3304,7 @@
                       <w:szCs w:val="22"/>
                       <w:u w:val="single"/>
                     </w:rPr>
-                    <w:t xml:space="preserve">        </w:t>
+                    <w:t xml:space="preserve">            </w:t>
                   </w:r>
                 </w:p>
               </w:tc>
@@ -3365,7 +3385,7 @@
                       <w:szCs w:val="22"/>
                       <w:u w:val="single"/>
                     </w:rPr>
-                    <w:t xml:space="preserve">        </w:t>
+                    <w:t xml:space="preserve">            </w:t>
                   </w:r>
                 </w:p>
               </w:tc>
@@ -3446,7 +3466,7 @@
                       <w:szCs w:val="22"/>
                       <w:u w:val="single"/>
                     </w:rPr>
-                    <w:t xml:space="preserve">        </w:t>
+                    <w:t xml:space="preserve">            </w:t>
                   </w:r>
                 </w:p>
               </w:tc>
@@ -3533,7 +3553,7 @@
                       <w:szCs w:val="22"/>
                       <w:u w:val="single"/>
                     </w:rPr>
-                    <w:t xml:space="preserve">        </w:t>
+                    <w:t xml:space="preserve">            </w:t>
                   </w:r>
                 </w:p>
               </w:tc>
@@ -3614,7 +3634,7 @@
                       <w:szCs w:val="22"/>
                       <w:u w:val="single"/>
                     </w:rPr>
-                    <w:t xml:space="preserve">        </w:t>
+                    <w:t xml:space="preserve">            </w:t>
                   </w:r>
                 </w:p>
               </w:tc>
@@ -3695,7 +3715,7 @@
                       <w:szCs w:val="22"/>
                       <w:u w:val="single"/>
                     </w:rPr>
-                    <w:t xml:space="preserve">        </w:t>
+                    <w:t xml:space="preserve">            </w:t>
                   </w:r>
                 </w:p>
               </w:tc>
@@ -3716,6 +3736,7 @@
     </w:p>
     <w:p>
       <w:pPr>
+        <w:pStyle w:val="Heading2"/>
         <w:keepNext/>
         <w:pBdr>
           <w:bottom w:val="single" w:sz="8" w:space="3" w:color="003A70"/>
@@ -3731,7 +3752,7 @@
           <w:b/>
           <w:color w:val="003A70"/>
           <w:spacing w:val="14"/>
-          <w:sz w:val="19"/>
+          <w:sz w:val="22"/>
           <w:szCs w:val="19"/>
         </w:rPr>
         <w:t xml:space="preserve">READY CHECK</w:t>
@@ -3750,7 +3771,7 @@
           <w:rFonts w:ascii="Avenir Next" w:hAnsi="Avenir Next" w:cs="Avenir Next" w:eastAsia="Avenir Next"/>
           <w:i/>
           <w:color w:val="5A5F66"/>
-          <w:sz w:val="17"/>
+          <w:sz w:val="22"/>
           <w:szCs w:val="17"/>
         </w:rPr>
         <w:t xml:space="preserve">a problem like the one in today’s lesson</w:t>
@@ -3930,25 +3951,25 @@
                       <w:rFonts w:ascii="Avenir Next" w:hAnsi="Avenir Next" w:cs="Avenir Next" w:eastAsia="Avenir Next"/>
                       <w:b/>
                       <w:color w:val="003A70"/>
+                      <w:sz w:val="22"/>
+                      <w:szCs w:val="21"/>
+                    </w:rPr>
+                    <w:t xml:space="preserve">A</w:t>
+                  </w:r>
+                  <w:r>
+                    <w:rPr>
+                      <w:rFonts w:ascii="Avenir Next" w:hAnsi="Avenir Next" w:cs="Avenir Next" w:eastAsia="Avenir Next"/>
+                      <w:color w:val="1A1A1A"/>
                       <w:sz w:val="21"/>
                       <w:szCs w:val="21"/>
                     </w:rPr>
-                    <w:t xml:space="preserve">A</w:t>
-                  </w:r>
-                  <w:r>
-                    <w:rPr>
-                      <w:rFonts w:ascii="Avenir Next" w:hAnsi="Avenir Next" w:cs="Avenir Next" w:eastAsia="Avenir Next"/>
-                      <w:color w:val="1A1A1A"/>
-                      <w:sz w:val="21"/>
-                      <w:szCs w:val="21"/>
-                    </w:rPr>
                     <w:tab/>
                   </w:r>
                   <w:r>
                     <w:rPr>
                       <w:rFonts w:ascii="Avenir Next" w:hAnsi="Avenir Next" w:cs="Avenir Next" w:eastAsia="Avenir Next"/>
                       <w:color w:val="1A1A1A"/>
-                      <w:sz w:val="21"/>
+                      <w:sz w:val="22"/>
                       <w:szCs w:val="21"/>
                     </w:rPr>
                     <w:t xml:space="preserve">0</w:t>
@@ -3973,25 +3994,25 @@
                       <w:rFonts w:ascii="Avenir Next" w:hAnsi="Avenir Next" w:cs="Avenir Next" w:eastAsia="Avenir Next"/>
                       <w:b/>
                       <w:color w:val="003A70"/>
+                      <w:sz w:val="22"/>
+                      <w:szCs w:val="21"/>
+                    </w:rPr>
+                    <w:t xml:space="preserve">B</w:t>
+                  </w:r>
+                  <w:r>
+                    <w:rPr>
+                      <w:rFonts w:ascii="Avenir Next" w:hAnsi="Avenir Next" w:cs="Avenir Next" w:eastAsia="Avenir Next"/>
+                      <w:color w:val="1A1A1A"/>
                       <w:sz w:val="21"/>
                       <w:szCs w:val="21"/>
                     </w:rPr>
-                    <w:t xml:space="preserve">B</w:t>
-                  </w:r>
-                  <w:r>
-                    <w:rPr>
-                      <w:rFonts w:ascii="Avenir Next" w:hAnsi="Avenir Next" w:cs="Avenir Next" w:eastAsia="Avenir Next"/>
-                      <w:color w:val="1A1A1A"/>
-                      <w:sz w:val="21"/>
-                      <w:szCs w:val="21"/>
-                    </w:rPr>
                     <w:tab/>
                   </w:r>
                   <w:r>
                     <w:rPr>
                       <w:rFonts w:ascii="Avenir Next" w:hAnsi="Avenir Next" w:cs="Avenir Next" w:eastAsia="Avenir Next"/>
                       <w:color w:val="1A1A1A"/>
-                      <w:sz w:val="21"/>
+                      <w:sz w:val="22"/>
                       <w:szCs w:val="21"/>
                     </w:rPr>
                     <w:t xml:space="preserve">10</w:t>
@@ -4016,25 +4037,25 @@
                       <w:rFonts w:ascii="Avenir Next" w:hAnsi="Avenir Next" w:cs="Avenir Next" w:eastAsia="Avenir Next"/>
                       <w:b/>
                       <w:color w:val="003A70"/>
+                      <w:sz w:val="22"/>
+                      <w:szCs w:val="21"/>
+                    </w:rPr>
+                    <w:t xml:space="preserve">C</w:t>
+                  </w:r>
+                  <w:r>
+                    <w:rPr>
+                      <w:rFonts w:ascii="Avenir Next" w:hAnsi="Avenir Next" w:cs="Avenir Next" w:eastAsia="Avenir Next"/>
+                      <w:color w:val="1A1A1A"/>
                       <w:sz w:val="21"/>
                       <w:szCs w:val="21"/>
                     </w:rPr>
-                    <w:t xml:space="preserve">C</w:t>
-                  </w:r>
-                  <w:r>
-                    <w:rPr>
-                      <w:rFonts w:ascii="Avenir Next" w:hAnsi="Avenir Next" w:cs="Avenir Next" w:eastAsia="Avenir Next"/>
-                      <w:color w:val="1A1A1A"/>
-                      <w:sz w:val="21"/>
-                      <w:szCs w:val="21"/>
-                    </w:rPr>
                     <w:tab/>
                   </w:r>
                   <w:r>
                     <w:rPr>
                       <w:rFonts w:ascii="Avenir Next" w:hAnsi="Avenir Next" w:cs="Avenir Next" w:eastAsia="Avenir Next"/>
                       <w:color w:val="1A1A1A"/>
-                      <w:sz w:val="21"/>
+                      <w:sz w:val="22"/>
                       <w:szCs w:val="21"/>
                     </w:rPr>
                     <w:t xml:space="preserve">20</w:t>
@@ -4059,25 +4080,25 @@
                       <w:rFonts w:ascii="Avenir Next" w:hAnsi="Avenir Next" w:cs="Avenir Next" w:eastAsia="Avenir Next"/>
                       <w:b/>
                       <w:color w:val="003A70"/>
+                      <w:sz w:val="22"/>
+                      <w:szCs w:val="21"/>
+                    </w:rPr>
+                    <w:t xml:space="preserve">D</w:t>
+                  </w:r>
+                  <w:r>
+                    <w:rPr>
+                      <w:rFonts w:ascii="Avenir Next" w:hAnsi="Avenir Next" w:cs="Avenir Next" w:eastAsia="Avenir Next"/>
+                      <w:color w:val="1A1A1A"/>
                       <w:sz w:val="21"/>
                       <w:szCs w:val="21"/>
                     </w:rPr>
-                    <w:t xml:space="preserve">D</w:t>
-                  </w:r>
-                  <w:r>
-                    <w:rPr>
-                      <w:rFonts w:ascii="Avenir Next" w:hAnsi="Avenir Next" w:cs="Avenir Next" w:eastAsia="Avenir Next"/>
-                      <w:color w:val="1A1A1A"/>
-                      <w:sz w:val="21"/>
-                      <w:szCs w:val="21"/>
-                    </w:rPr>
                     <w:tab/>
                   </w:r>
                   <w:r>
                     <w:rPr>
                       <w:rFonts w:ascii="Avenir Next" w:hAnsi="Avenir Next" w:cs="Avenir Next" w:eastAsia="Avenir Next"/>
                       <w:color w:val="1A1A1A"/>
-                      <w:sz w:val="21"/>
+                      <w:sz w:val="22"/>
                       <w:szCs w:val="21"/>
                     </w:rPr>
                     <w:t xml:space="preserve">90</w:t>
@@ -4126,19 +4147,42 @@
         <w:tblLook w:val="0000" w:firstRow="0" w:lastRow="0" w:firstColumn="0" w:lastColumn="0" w:noHBand="1" w:noVBand="1"/>
       </w:tblPr>
       <w:tblGrid>
-        <w:gridCol w:w="2000"/>
-        <w:gridCol w:w="2300"/>
-        <w:gridCol w:w="2100"/>
-        <w:gridCol w:w="3104"/>
+        <w:gridCol w:w="1750"/>
+        <w:gridCol w:w="2500"/>
+        <w:gridCol w:w="2200"/>
+        <w:gridCol w:w="3054"/>
       </w:tblGrid>
       <w:tr>
         <w:trPr>
           <w:cantSplit/>
-          <w:trHeight w:val="320" w:hRule="atLeast"/>
+          <w:trHeight w:val="300" w:hRule="atLeast"/>
         </w:trPr>
         <w:tc>
           <w:tcPr>
-            <w:tcW w:w="2000" w:type="dxa"/>
+            <w:tcW w:w="1750" w:type="dxa"/>
+            <w:vAlign w:val="center"/>
+          </w:tcPr>
+          <w:p>
+            <w:pPr>
+              <w:pStyle w:val="Heading2"/>
+              <w:spacing w:before="0" w:after="0" w:line="240" w:lineRule="auto"/>
+            </w:pPr>
+            <w:r>
+              <w:rPr>
+                <w:rFonts w:ascii="Avenir Next" w:hAnsi="Avenir Next" w:cs="Avenir Next" w:eastAsia="Avenir Next"/>
+                <w:b/>
+                <w:color w:val="003A70"/>
+                <w:spacing w:val="12"/>
+                <w:sz w:val="15"/>
+                <w:szCs w:val="15"/>
+              </w:rPr>
+              <w:t xml:space="preserve">CHECK YOURSELF</w:t>
+            </w:r>
+          </w:p>
+        </w:tc>
+        <w:tc>
+          <w:tcPr>
+            <w:tcW w:w="2500" w:type="dxa"/>
             <w:vAlign w:val="center"/>
           </w:tcPr>
           <w:p>
@@ -4147,20 +4191,27 @@
             </w:pPr>
             <w:r>
               <w:rPr>
-                <w:rFonts w:ascii="Avenir Next" w:hAnsi="Avenir Next" w:cs="Avenir Next" w:eastAsia="Avenir Next"/>
-                <w:b/>
-                <w:color w:val="003A70"/>
-                <w:spacing w:val="12"/>
-                <w:sz w:val="15"/>
-                <w:szCs w:val="15"/>
-              </w:rPr>
-              <w:t xml:space="preserve">CHECK YOURSELF</w:t>
+                <w:rFonts w:ascii="Arial" w:hAnsi="Arial" w:cs="Arial" w:eastAsia="Arial"/>
+                <w:color w:val="1A1A1A"/>
+                <w:sz w:val="20"/>
+                <w:szCs w:val="20"/>
+              </w:rPr>
+              <w:t xml:space="preserve">□</w:t>
+            </w:r>
+            <w:r>
+              <w:rPr>
+                <w:rFonts w:ascii="Avenir Next" w:hAnsi="Avenir Next" w:cs="Avenir Next" w:eastAsia="Avenir Next"/>
+                <w:color w:val="1A1A1A"/>
+                <w:sz w:val="17"/>
+                <w:szCs w:val="17"/>
+              </w:rPr>
+              <w:t xml:space="preserve">  I can do this on my own</w:t>
             </w:r>
           </w:p>
         </w:tc>
         <w:tc>
           <w:tcPr>
-            <w:tcW w:w="2300" w:type="dxa"/>
+            <w:tcW w:w="2200" w:type="dxa"/>
             <w:vAlign w:val="center"/>
           </w:tcPr>
           <w:p>
@@ -4171,8 +4222,8 @@
               <w:rPr>
                 <w:rFonts w:ascii="Arial" w:hAnsi="Arial" w:cs="Arial" w:eastAsia="Arial"/>
                 <w:color w:val="1A1A1A"/>
-                <w:sz w:val="24"/>
-                <w:szCs w:val="24"/>
+                <w:sz w:val="20"/>
+                <w:szCs w:val="20"/>
               </w:rPr>
               <w:t xml:space="preserve">□</w:t>
             </w:r>
@@ -4183,13 +4234,13 @@
                 <w:sz w:val="17"/>
                 <w:szCs w:val="17"/>
               </w:rPr>
-              <w:t xml:space="preserve">  I can do this on my own</w:t>
+              <w:t xml:space="preserve">  I need a little help</w:t>
             </w:r>
           </w:p>
         </w:tc>
         <w:tc>
           <w:tcPr>
-            <w:tcW w:w="2100" w:type="dxa"/>
+            <w:tcW w:w="3054" w:type="dxa"/>
             <w:vAlign w:val="center"/>
           </w:tcPr>
           <w:p>
@@ -4200,37 +4251,8 @@
               <w:rPr>
                 <w:rFonts w:ascii="Arial" w:hAnsi="Arial" w:cs="Arial" w:eastAsia="Arial"/>
                 <w:color w:val="1A1A1A"/>
-                <w:sz w:val="24"/>
-                <w:szCs w:val="24"/>
-              </w:rPr>
-              <w:t xml:space="preserve">□</w:t>
-            </w:r>
-            <w:r>
-              <w:rPr>
-                <w:rFonts w:ascii="Avenir Next" w:hAnsi="Avenir Next" w:cs="Avenir Next" w:eastAsia="Avenir Next"/>
-                <w:color w:val="1A1A1A"/>
-                <w:sz w:val="17"/>
-                <w:szCs w:val="17"/>
-              </w:rPr>
-              <w:t xml:space="preserve">  I need a little help</w:t>
-            </w:r>
-          </w:p>
-        </w:tc>
-        <w:tc>
-          <w:tcPr>
-            <w:tcW w:w="3104" w:type="dxa"/>
-            <w:vAlign w:val="center"/>
-          </w:tcPr>
-          <w:p>
-            <w:pPr>
-              <w:spacing w:before="0" w:after="0" w:line="240" w:lineRule="auto"/>
-            </w:pPr>
-            <w:r>
-              <w:rPr>
-                <w:rFonts w:ascii="Arial" w:hAnsi="Arial" w:cs="Arial" w:eastAsia="Arial"/>
-                <w:color w:val="1A1A1A"/>
-                <w:sz w:val="24"/>
-                <w:szCs w:val="24"/>
+                <w:sz w:val="20"/>
+                <w:szCs w:val="20"/>
               </w:rPr>
               <w:t xml:space="preserve">□</w:t>
             </w:r>
@@ -4265,7 +4287,7 @@
     <w:sectPr>
       <w:footerReference w:type="default" r:id="rIdFooter1"/>
       <w:pgSz w:w="12240" w:h="15840"/>
-      <w:pgMar w:top="893" w:right="1224" w:bottom="835" w:left="1512" w:header="432" w:footer="432" w:gutter="0"/>
+      <w:pgMar w:top="780" w:right="1224" w:bottom="760" w:left="1512" w:header="432" w:footer="432" w:gutter="0"/>
       <w:cols w:space="720"/>
     </w:sectPr>
   </w:body>
@@ -4345,7 +4367,106 @@
               <w:sz w:val="15"/>
               <w:szCs w:val="15"/>
             </w:rPr>
-            <w:t xml:space="preserve">Lesson 6-5  ·  Session 2  ·  Prerequisite Practice B</w:t>
+            <w:t xml:space="preserve">6-5 · Page </w:t>
+          </w:r>
+          <w:r>
+            <w:rPr>
+              <w:rFonts w:ascii="Avenir Next" w:hAnsi="Avenir Next" w:cs="Avenir Next" w:eastAsia="Avenir Next"/>
+              <w:color w:val="5A5F66"/>
+              <w:sz w:val="15"/>
+              <w:szCs w:val="15"/>
+            </w:rPr>
+            <w:fldChar w:fldCharType="begin"/>
+          </w:r>
+          <w:r>
+            <w:rPr>
+              <w:rFonts w:ascii="Avenir Next" w:hAnsi="Avenir Next" w:cs="Avenir Next" w:eastAsia="Avenir Next"/>
+              <w:color w:val="5A5F66"/>
+              <w:sz w:val="15"/>
+              <w:szCs w:val="15"/>
+            </w:rPr>
+            <w:instrText xml:space="preserve"> PAGE </w:instrText>
+          </w:r>
+          <w:r>
+            <w:rPr>
+              <w:rFonts w:ascii="Avenir Next" w:hAnsi="Avenir Next" w:cs="Avenir Next" w:eastAsia="Avenir Next"/>
+              <w:color w:val="5A5F66"/>
+              <w:sz w:val="15"/>
+              <w:szCs w:val="15"/>
+            </w:rPr>
+            <w:fldChar w:fldCharType="separate"/>
+          </w:r>
+          <w:r>
+            <w:rPr>
+              <w:rFonts w:ascii="Avenir Next" w:hAnsi="Avenir Next" w:cs="Avenir Next" w:eastAsia="Avenir Next"/>
+              <w:color w:val="5A5F66"/>
+              <w:sz w:val="15"/>
+              <w:szCs w:val="15"/>
+            </w:rPr>
+            <w:t xml:space="preserve">1</w:t>
+          </w:r>
+          <w:r>
+            <w:rPr>
+              <w:rFonts w:ascii="Avenir Next" w:hAnsi="Avenir Next" w:cs="Avenir Next" w:eastAsia="Avenir Next"/>
+              <w:color w:val="5A5F66"/>
+              <w:sz w:val="15"/>
+              <w:szCs w:val="15"/>
+            </w:rPr>
+            <w:fldChar w:fldCharType="end"/>
+          </w:r>
+          <w:r>
+            <w:rPr>
+              <w:rFonts w:ascii="Avenir Next" w:hAnsi="Avenir Next" w:cs="Avenir Next" w:eastAsia="Avenir Next"/>
+              <w:color w:val="5A5F66"/>
+              <w:sz w:val="15"/>
+              <w:szCs w:val="15"/>
+            </w:rPr>
+            <w:t xml:space="preserve"> of </w:t>
+          </w:r>
+          <w:r>
+            <w:rPr>
+              <w:rFonts w:ascii="Avenir Next" w:hAnsi="Avenir Next" w:cs="Avenir Next" w:eastAsia="Avenir Next"/>
+              <w:color w:val="5A5F66"/>
+              <w:sz w:val="15"/>
+              <w:szCs w:val="15"/>
+            </w:rPr>
+            <w:fldChar w:fldCharType="begin"/>
+          </w:r>
+          <w:r>
+            <w:rPr>
+              <w:rFonts w:ascii="Avenir Next" w:hAnsi="Avenir Next" w:cs="Avenir Next" w:eastAsia="Avenir Next"/>
+              <w:color w:val="5A5F66"/>
+              <w:sz w:val="15"/>
+              <w:szCs w:val="15"/>
+            </w:rPr>
+            <w:instrText xml:space="preserve"> NUMPAGES </w:instrText>
+          </w:r>
+          <w:r>
+            <w:rPr>
+              <w:rFonts w:ascii="Avenir Next" w:hAnsi="Avenir Next" w:cs="Avenir Next" w:eastAsia="Avenir Next"/>
+              <w:color w:val="5A5F66"/>
+              <w:sz w:val="15"/>
+              <w:szCs w:val="15"/>
+            </w:rPr>
+            <w:fldChar w:fldCharType="separate"/>
+          </w:r>
+          <w:r>
+            <w:rPr>
+              <w:rFonts w:ascii="Avenir Next" w:hAnsi="Avenir Next" w:cs="Avenir Next" w:eastAsia="Avenir Next"/>
+              <w:color w:val="5A5F66"/>
+              <w:sz w:val="15"/>
+              <w:szCs w:val="15"/>
+            </w:rPr>
+            <w:t xml:space="preserve">1</w:t>
+          </w:r>
+          <w:r>
+            <w:rPr>
+              <w:rFonts w:ascii="Avenir Next" w:hAnsi="Avenir Next" w:cs="Avenir Next" w:eastAsia="Avenir Next"/>
+              <w:color w:val="5A5F66"/>
+              <w:sz w:val="15"/>
+              <w:szCs w:val="15"/>
+            </w:rPr>
+            <w:fldChar w:fldCharType="end"/>
           </w:r>
         </w:p>
       </w:tc>
@@ -4388,5 +4509,23 @@
       </w:tblCellMar>
     </w:tblPr>
   </w:style>
+  <w:style w:type="paragraph" w:styleId="Heading1">
+    <w:name w:val="heading 1"/>
+    <w:basedOn w:val="Normal"/>
+    <w:pPr>
+      <w:outlineLvl w:val="0"/>
+      <w:keepNext w:val="0"/>
+      <w:keepLines w:val="0"/>
+    </w:pPr>
+  </w:style>
+  <w:style w:type="paragraph" w:styleId="Heading2">
+    <w:name w:val="heading 2"/>
+    <w:basedOn w:val="Normal"/>
+    <w:pPr>
+      <w:outlineLvl w:val="1"/>
+      <w:keepNext w:val="0"/>
+      <w:keepLines w:val="0"/>
+    </w:pPr>
+  </w:style>
 </w:styles>
 </file>